--- a/sample_data/sample_tfls/L16.2.7.3_deaths_listing.docx
+++ b/sample_data/sample_tfls/L16.2.7.3_deaths_listing.docx
@@ -165,10 +165,7 @@
           </w:tcPr>
           <w:p>
             <w:r>
-              <w:rPr>
-                <w:sz w:val="18"/>
-              </w:rPr>
-              <w:t>SUBJ-045</w:t>
+              <w:t>SUBJ-003</w:t>
             </w:r>
           </w:p>
         </w:tc>
@@ -178,10 +175,7 @@
           </w:tcPr>
           <w:p>
             <w:r>
-              <w:rPr>
-                <w:sz w:val="18"/>
-              </w:rPr>
-              <w:t>Drug A 10mg</w:t>
+              <w:t>Drug B 20mg</w:t>
             </w:r>
           </w:p>
         </w:tc>
@@ -191,10 +185,7 @@
           </w:tcPr>
           <w:p>
             <w:r>
-              <w:rPr>
-                <w:sz w:val="18"/>
-              </w:rPr>
-              <w:t>72</w:t>
+              <w:t>65</w:t>
             </w:r>
           </w:p>
         </w:tc>
@@ -204,9 +195,6 @@
           </w:tcPr>
           <w:p>
             <w:r>
-              <w:rPr>
-                <w:sz w:val="18"/>
-              </w:rPr>
               <w:t>M</w:t>
             </w:r>
           </w:p>
@@ -217,9 +205,6 @@
           </w:tcPr>
           <w:p>
             <w:r>
-              <w:rPr>
-                <w:sz w:val="18"/>
-              </w:rPr>
               <w:t>2025-08-15</w:t>
             </w:r>
           </w:p>
@@ -230,9 +215,6 @@
           </w:tcPr>
           <w:p>
             <w:r>
-              <w:rPr>
-                <w:sz w:val="18"/>
-              </w:rPr>
               <w:t>Progressive Disease</w:t>
             </w:r>
           </w:p>
@@ -243,102 +225,6 @@
           </w:tcPr>
           <w:p>
             <w:r>
-              <w:rPr>
-                <w:sz w:val="18"/>
-              </w:rPr>
-              <w:t>Yes</w:t>
-            </w:r>
-          </w:p>
-        </w:tc>
-      </w:tr>
-      <w:tr>
-        <w:tc>
-          <w:tcPr>
-            <w:tcW w:type="dxa" w:w="1234"/>
-          </w:tcPr>
-          <w:p>
-            <w:r>
-              <w:rPr>
-                <w:sz w:val="18"/>
-              </w:rPr>
-              <w:t>SUBJ-087</w:t>
-            </w:r>
-          </w:p>
-        </w:tc>
-        <w:tc>
-          <w:tcPr>
-            <w:tcW w:type="dxa" w:w="1234"/>
-          </w:tcPr>
-          <w:p>
-            <w:r>
-              <w:rPr>
-                <w:sz w:val="18"/>
-              </w:rPr>
-              <w:t>Placebo</w:t>
-            </w:r>
-          </w:p>
-        </w:tc>
-        <w:tc>
-          <w:tcPr>
-            <w:tcW w:type="dxa" w:w="1234"/>
-          </w:tcPr>
-          <w:p>
-            <w:r>
-              <w:rPr>
-                <w:sz w:val="18"/>
-              </w:rPr>
-              <w:t>68</w:t>
-            </w:r>
-          </w:p>
-        </w:tc>
-        <w:tc>
-          <w:tcPr>
-            <w:tcW w:type="dxa" w:w="1234"/>
-          </w:tcPr>
-          <w:p>
-            <w:r>
-              <w:rPr>
-                <w:sz w:val="18"/>
-              </w:rPr>
-              <w:t>F</w:t>
-            </w:r>
-          </w:p>
-        </w:tc>
-        <w:tc>
-          <w:tcPr>
-            <w:tcW w:type="dxa" w:w="1234"/>
-          </w:tcPr>
-          <w:p>
-            <w:r>
-              <w:rPr>
-                <w:sz w:val="18"/>
-              </w:rPr>
-              <w:t>2025-10-22</w:t>
-            </w:r>
-          </w:p>
-        </w:tc>
-        <w:tc>
-          <w:tcPr>
-            <w:tcW w:type="dxa" w:w="1234"/>
-          </w:tcPr>
-          <w:p>
-            <w:r>
-              <w:rPr>
-                <w:sz w:val="18"/>
-              </w:rPr>
-              <w:t>Respiratory Failure</w:t>
-            </w:r>
-          </w:p>
-        </w:tc>
-        <w:tc>
-          <w:tcPr>
-            <w:tcW w:type="dxa" w:w="1234"/>
-          </w:tcPr>
-          <w:p>
-            <w:r>
-              <w:rPr>
-                <w:sz w:val="18"/>
-              </w:rPr>
               <w:t>No</w:t>
             </w:r>
           </w:p>
@@ -351,10 +237,7 @@
           </w:tcPr>
           <w:p>
             <w:r>
-              <w:rPr>
-                <w:sz w:val="18"/>
-              </w:rPr>
-              <w:t>SUBJ-103</w:t>
+              <w:t>SUBJ-011</w:t>
             </w:r>
           </w:p>
         </w:tc>
@@ -364,10 +247,7 @@
           </w:tcPr>
           <w:p>
             <w:r>
-              <w:rPr>
-                <w:sz w:val="18"/>
-              </w:rPr>
-              <w:t>Drug B 20mg</w:t>
+              <w:t>Placebo</w:t>
             </w:r>
           </w:p>
         </w:tc>
@@ -377,10 +257,7 @@
           </w:tcPr>
           <w:p>
             <w:r>
-              <w:rPr>
-                <w:sz w:val="18"/>
-              </w:rPr>
-              <w:t>75</w:t>
+              <w:t>54</w:t>
             </w:r>
           </w:p>
         </w:tc>
@@ -390,10 +267,7 @@
           </w:tcPr>
           <w:p>
             <w:r>
-              <w:rPr>
-                <w:sz w:val="18"/>
-              </w:rPr>
-              <w:t>M</w:t>
+              <w:t>F</w:t>
             </w:r>
           </w:p>
         </w:tc>
@@ -403,10 +277,7 @@
           </w:tcPr>
           <w:p>
             <w:r>
-              <w:rPr>
-                <w:sz w:val="18"/>
-              </w:rPr>
-              <w:t>2025-11-05</w:t>
+              <w:t>2025-10-22</w:t>
             </w:r>
           </w:p>
         </w:tc>
@@ -416,10 +287,7 @@
           </w:tcPr>
           <w:p>
             <w:r>
-              <w:rPr>
-                <w:sz w:val="18"/>
-              </w:rPr>
-              <w:t>Cardiac Arrest</w:t>
+              <w:t>Respiratory Failure</w:t>
             </w:r>
           </w:p>
         </w:tc>
@@ -429,9 +297,6 @@
           </w:tcPr>
           <w:p>
             <w:r>
-              <w:rPr>
-                <w:sz w:val="18"/>
-              </w:rPr>
               <w:t>No</w:t>
             </w:r>
           </w:p>
@@ -444,10 +309,7 @@
           </w:tcPr>
           <w:p>
             <w:r>
-              <w:rPr>
-                <w:sz w:val="18"/>
-              </w:rPr>
-              <w:t>SUBJ-156</w:t>
+              <w:t>SUBJ-019</w:t>
             </w:r>
           </w:p>
         </w:tc>
@@ -457,9 +319,6 @@
           </w:tcPr>
           <w:p>
             <w:r>
-              <w:rPr>
-                <w:sz w:val="18"/>
-              </w:rPr>
               <w:t>Drug A 10mg</w:t>
             </w:r>
           </w:p>
@@ -470,10 +329,7 @@
           </w:tcPr>
           <w:p>
             <w:r>
-              <w:rPr>
-                <w:sz w:val="18"/>
-              </w:rPr>
-              <w:t>70</w:t>
+              <w:t>59</w:t>
             </w:r>
           </w:p>
         </w:tc>
@@ -483,9 +339,6 @@
           </w:tcPr>
           <w:p>
             <w:r>
-              <w:rPr>
-                <w:sz w:val="18"/>
-              </w:rPr>
               <w:t>F</w:t>
             </w:r>
           </w:p>
@@ -496,9 +349,78 @@
           </w:tcPr>
           <w:p>
             <w:r>
-              <w:rPr>
-                <w:sz w:val="18"/>
-              </w:rPr>
+              <w:t>2025-11-05</w:t>
+            </w:r>
+          </w:p>
+        </w:tc>
+        <w:tc>
+          <w:tcPr>
+            <w:tcW w:type="dxa" w:w="1234"/>
+          </w:tcPr>
+          <w:p>
+            <w:r>
+              <w:t>Cardiac Arrest</w:t>
+            </w:r>
+          </w:p>
+        </w:tc>
+        <w:tc>
+          <w:tcPr>
+            <w:tcW w:type="dxa" w:w="1234"/>
+          </w:tcPr>
+          <w:p>
+            <w:r>
+              <w:t>No</w:t>
+            </w:r>
+          </w:p>
+        </w:tc>
+      </w:tr>
+      <w:tr>
+        <w:tc>
+          <w:tcPr>
+            <w:tcW w:type="dxa" w:w="1234"/>
+          </w:tcPr>
+          <w:p>
+            <w:r>
+              <w:t>SUBJ-028</w:t>
+            </w:r>
+          </w:p>
+        </w:tc>
+        <w:tc>
+          <w:tcPr>
+            <w:tcW w:type="dxa" w:w="1234"/>
+          </w:tcPr>
+          <w:p>
+            <w:r>
+              <w:t>Drug A 10mg</w:t>
+            </w:r>
+          </w:p>
+        </w:tc>
+        <w:tc>
+          <w:tcPr>
+            <w:tcW w:type="dxa" w:w="1234"/>
+          </w:tcPr>
+          <w:p>
+            <w:r>
+              <w:t>67</w:t>
+            </w:r>
+          </w:p>
+        </w:tc>
+        <w:tc>
+          <w:tcPr>
+            <w:tcW w:type="dxa" w:w="1234"/>
+          </w:tcPr>
+          <w:p>
+            <w:r>
+              <w:t>F</w:t>
+            </w:r>
+          </w:p>
+        </w:tc>
+        <w:tc>
+          <w:tcPr>
+            <w:tcW w:type="dxa" w:w="1234"/>
+          </w:tcPr>
+          <w:p>
+            <w:r>
               <w:t>2025-12-18</w:t>
             </w:r>
           </w:p>
@@ -509,9 +431,6 @@
           </w:tcPr>
           <w:p>
             <w:r>
-              <w:rPr>
-                <w:sz w:val="18"/>
-              </w:rPr>
               <w:t>Infection/Sepsis</w:t>
             </w:r>
           </w:p>
@@ -522,9 +441,6 @@
           </w:tcPr>
           <w:p>
             <w:r>
-              <w:rPr>
-                <w:sz w:val="18"/>
-              </w:rPr>
               <w:t>Yes</w:t>
             </w:r>
           </w:p>
